--- a/Лаб8 КИРПО ТС J3111.docx
+++ b/Лаб8 КИРПО ТС J3111.docx
@@ -455,7 +455,7 @@
           <w:r>
             <w:fldChar w:fldCharType="separate"/>
           </w:r>
-          <w:hyperlink w:anchor="_Toc186141523" w:history="1">
+          <w:hyperlink w:anchor="_Toc186179152" w:history="1">
             <w:r>
               <w:rPr>
                 <w:rStyle w:val="af"/>
@@ -482,7 +482,7 @@
                 <w:noProof/>
                 <w:webHidden/>
               </w:rPr>
-              <w:instrText xml:space="preserve"> PAGEREF _Toc186141523 \h </w:instrText>
+              <w:instrText xml:space="preserve"> PAGEREF _Toc186179152 \h </w:instrText>
             </w:r>
             <w:r>
               <w:rPr>
@@ -528,7 +528,7 @@
               <w:lang w:eastAsia="ru-RU"/>
             </w:rPr>
           </w:pPr>
-          <w:hyperlink w:anchor="_Toc186141524" w:history="1">
+          <w:hyperlink w:anchor="_Toc186179153" w:history="1">
             <w:r>
               <w:rPr>
                 <w:rStyle w:val="af"/>
@@ -573,7 +573,7 @@
                 <w:noProof/>
                 <w:webHidden/>
               </w:rPr>
-              <w:instrText xml:space="preserve"> PAGEREF _Toc186141524 \h </w:instrText>
+              <w:instrText xml:space="preserve"> PAGEREF _Toc186179153 \h </w:instrText>
             </w:r>
             <w:r>
               <w:rPr>
@@ -619,7 +619,7 @@
               <w:lang w:eastAsia="ru-RU"/>
             </w:rPr>
           </w:pPr>
-          <w:hyperlink w:anchor="_Toc186141525" w:history="1">
+          <w:hyperlink w:anchor="_Toc186179154" w:history="1">
             <w:r>
               <w:rPr>
                 <w:rStyle w:val="af"/>
@@ -663,7 +663,7 @@
                 <w:noProof/>
                 <w:webHidden/>
               </w:rPr>
-              <w:instrText xml:space="preserve"> PAGEREF _Toc186141525 \h </w:instrText>
+              <w:instrText xml:space="preserve"> PAGEREF _Toc186179154 \h </w:instrText>
             </w:r>
             <w:r>
               <w:rPr>
@@ -708,7 +708,7 @@
               <w:lang w:eastAsia="ru-RU"/>
             </w:rPr>
           </w:pPr>
-          <w:hyperlink w:anchor="_Toc186141526" w:history="1">
+          <w:hyperlink w:anchor="_Toc186179155" w:history="1">
             <w:r>
               <w:rPr>
                 <w:rStyle w:val="af"/>
@@ -736,7 +736,7 @@
                 <w:noProof/>
                 <w:webHidden/>
               </w:rPr>
-              <w:instrText xml:space="preserve"> PAGEREF _Toc186141526 \h </w:instrText>
+              <w:instrText xml:space="preserve"> PAGEREF _Toc186179155 \h </w:instrText>
             </w:r>
             <w:r>
               <w:rPr>
@@ -781,7 +781,7 @@
               <w:lang w:eastAsia="ru-RU"/>
             </w:rPr>
           </w:pPr>
-          <w:hyperlink w:anchor="_Toc186141527" w:history="1">
+          <w:hyperlink w:anchor="_Toc186179156" w:history="1">
             <w:r>
               <w:rPr>
                 <w:rStyle w:val="af"/>
@@ -808,7 +808,7 @@
                 <w:noProof/>
                 <w:webHidden/>
               </w:rPr>
-              <w:instrText xml:space="preserve"> PAGEREF _Toc186141527 \h </w:instrText>
+              <w:instrText xml:space="preserve"> PAGEREF _Toc186179156 \h </w:instrText>
             </w:r>
             <w:r>
               <w:rPr>
@@ -828,7 +828,7 @@
                 <w:noProof/>
                 <w:webHidden/>
               </w:rPr>
-              <w:t>5</w:t>
+              <w:t>6</w:t>
             </w:r>
             <w:r>
               <w:rPr>
@@ -853,7 +853,7 @@
               <w:lang w:eastAsia="ru-RU"/>
             </w:rPr>
           </w:pPr>
-          <w:hyperlink w:anchor="_Toc186141528" w:history="1">
+          <w:hyperlink w:anchor="_Toc186179157" w:history="1">
             <w:r>
               <w:rPr>
                 <w:rStyle w:val="af"/>
@@ -880,7 +880,7 @@
                 <w:noProof/>
                 <w:webHidden/>
               </w:rPr>
-              <w:instrText xml:space="preserve"> PAGEREF _Toc186141528 \h </w:instrText>
+              <w:instrText xml:space="preserve"> PAGEREF _Toc186179157 \h </w:instrText>
             </w:r>
             <w:r>
               <w:rPr>
@@ -900,189 +900,7 @@
                 <w:noProof/>
                 <w:webHidden/>
               </w:rPr>
-              <w:t>9</w:t>
-            </w:r>
-            <w:r>
-              <w:rPr>
-                <w:noProof/>
-                <w:webHidden/>
-              </w:rPr>
-              <w:fldChar w:fldCharType="end"/>
-            </w:r>
-          </w:hyperlink>
-        </w:p>
-        <w:p>
-          <w:pPr>
-            <w:pStyle w:val="25"/>
-            <w:tabs>
-              <w:tab w:val="left" w:pos="880"/>
-              <w:tab w:val="right" w:leader="dot" w:pos="9488"/>
-            </w:tabs>
-            <w:rPr>
-              <w:rFonts w:eastAsiaTheme="minorEastAsia"/>
-              <w:noProof/>
-              <w:sz w:val="22"/>
-              <w:szCs w:val="22"/>
-              <w:lang w:eastAsia="ru-RU"/>
-            </w:rPr>
-          </w:pPr>
-          <w:hyperlink w:anchor="_Toc186141529" w:history="1">
-            <w:r>
-              <w:rPr>
-                <w:rStyle w:val="af"/>
-                <w:noProof/>
-                <w:lang w:val="en-US"/>
-              </w:rPr>
-              <w:t>1.1</w:t>
-            </w:r>
-            <w:r>
-              <w:rPr>
-                <w:rFonts w:eastAsiaTheme="minorEastAsia"/>
-                <w:noProof/>
-                <w:sz w:val="22"/>
-                <w:szCs w:val="22"/>
-                <w:lang w:eastAsia="ru-RU"/>
-              </w:rPr>
-              <w:tab/>
-            </w:r>
-            <w:r>
-              <w:rPr>
-                <w:rStyle w:val="af"/>
-                <w:noProof/>
-              </w:rPr>
-              <w:t>Подсчет памяти</w:t>
-            </w:r>
-            <w:r>
-              <w:rPr>
-                <w:noProof/>
-                <w:webHidden/>
-              </w:rPr>
-              <w:tab/>
-            </w:r>
-            <w:r>
-              <w:rPr>
-                <w:noProof/>
-                <w:webHidden/>
-              </w:rPr>
-              <w:fldChar w:fldCharType="begin"/>
-            </w:r>
-            <w:r>
-              <w:rPr>
-                <w:noProof/>
-                <w:webHidden/>
-              </w:rPr>
-              <w:instrText xml:space="preserve"> PAGEREF _Toc186141529 \h </w:instrText>
-            </w:r>
-            <w:r>
-              <w:rPr>
-                <w:noProof/>
-                <w:webHidden/>
-              </w:rPr>
-            </w:r>
-            <w:r>
-              <w:rPr>
-                <w:noProof/>
-                <w:webHidden/>
-              </w:rPr>
-              <w:fldChar w:fldCharType="separate"/>
-            </w:r>
-            <w:r>
-              <w:rPr>
-                <w:noProof/>
-                <w:webHidden/>
-              </w:rPr>
-              <w:t>9</w:t>
-            </w:r>
-            <w:r>
-              <w:rPr>
-                <w:noProof/>
-                <w:webHidden/>
-              </w:rPr>
-              <w:fldChar w:fldCharType="end"/>
-            </w:r>
-          </w:hyperlink>
-        </w:p>
-        <w:p>
-          <w:pPr>
-            <w:pStyle w:val="25"/>
-            <w:tabs>
-              <w:tab w:val="left" w:pos="880"/>
-              <w:tab w:val="right" w:leader="dot" w:pos="9488"/>
-            </w:tabs>
-            <w:rPr>
-              <w:rFonts w:eastAsiaTheme="minorEastAsia"/>
-              <w:noProof/>
-              <w:sz w:val="22"/>
-              <w:szCs w:val="22"/>
-              <w:lang w:eastAsia="ru-RU"/>
-            </w:rPr>
-          </w:pPr>
-          <w:hyperlink w:anchor="_Toc186141530" w:history="1">
-            <w:r>
-              <w:rPr>
-                <w:rStyle w:val="af"/>
-                <w:noProof/>
-                <w:lang w:val="en-US"/>
-              </w:rPr>
-              <w:t>1.2</w:t>
-            </w:r>
-            <w:r>
-              <w:rPr>
-                <w:rFonts w:eastAsiaTheme="minorEastAsia"/>
-                <w:noProof/>
-                <w:sz w:val="22"/>
-                <w:szCs w:val="22"/>
-                <w:lang w:eastAsia="ru-RU"/>
-              </w:rPr>
-              <w:tab/>
-            </w:r>
-            <w:r>
-              <w:rPr>
-                <w:rStyle w:val="af"/>
-                <w:noProof/>
-              </w:rPr>
-              <w:t>Подсчет асимптотики</w:t>
-            </w:r>
-            <w:r>
-              <w:rPr>
-                <w:noProof/>
-                <w:webHidden/>
-              </w:rPr>
-              <w:tab/>
-            </w:r>
-            <w:r>
-              <w:rPr>
-                <w:noProof/>
-                <w:webHidden/>
-              </w:rPr>
-              <w:fldChar w:fldCharType="begin"/>
-            </w:r>
-            <w:r>
-              <w:rPr>
-                <w:noProof/>
-                <w:webHidden/>
-              </w:rPr>
-              <w:instrText xml:space="preserve"> PAGEREF _Toc186141530 \h </w:instrText>
-            </w:r>
-            <w:r>
-              <w:rPr>
-                <w:noProof/>
-                <w:webHidden/>
-              </w:rPr>
-            </w:r>
-            <w:r>
-              <w:rPr>
-                <w:noProof/>
-                <w:webHidden/>
-              </w:rPr>
-              <w:fldChar w:fldCharType="separate"/>
-            </w:r>
-            <w:r>
-              <w:rPr>
-                <w:noProof/>
-                <w:webHidden/>
-              </w:rPr>
-              <w:t>9</w:t>
+              <w:t>15</w:t>
             </w:r>
             <w:r>
               <w:rPr>
@@ -1107,7 +925,7 @@
               <w:lang w:eastAsia="ru-RU"/>
             </w:rPr>
           </w:pPr>
-          <w:hyperlink w:anchor="_Toc186141531" w:history="1">
+          <w:hyperlink w:anchor="_Toc186179158" w:history="1">
             <w:r>
               <w:rPr>
                 <w:rStyle w:val="af"/>
@@ -1134,7 +952,7 @@
                 <w:noProof/>
                 <w:webHidden/>
               </w:rPr>
-              <w:instrText xml:space="preserve"> PAGEREF _Toc186141531 \h </w:instrText>
+              <w:instrText xml:space="preserve"> PAGEREF _Toc186179158 \h </w:instrText>
             </w:r>
             <w:r>
               <w:rPr>
@@ -1154,7 +972,7 @@
                 <w:noProof/>
                 <w:webHidden/>
               </w:rPr>
-              <w:t>11</w:t>
+              <w:t>18</w:t>
             </w:r>
             <w:r>
               <w:rPr>
@@ -1179,13 +997,21 @@
               <w:lang w:eastAsia="ru-RU"/>
             </w:rPr>
           </w:pPr>
-          <w:hyperlink w:anchor="_Toc186141532" w:history="1">
+          <w:hyperlink w:anchor="_Toc186179159" w:history="1">
             <w:r>
               <w:rPr>
                 <w:rStyle w:val="af"/>
                 <w:noProof/>
               </w:rPr>
-              <w:t>Приложения</w:t>
+              <w:t>Приложение</w:t>
+            </w:r>
+            <w:r>
+              <w:rPr>
+                <w:rStyle w:val="af"/>
+                <w:noProof/>
+                <w:lang w:val="en-US"/>
+              </w:rPr>
+              <w:t xml:space="preserve"> A</w:t>
             </w:r>
             <w:r>
               <w:rPr>
@@ -1206,7 +1032,7 @@
                 <w:noProof/>
                 <w:webHidden/>
               </w:rPr>
-              <w:instrText xml:space="preserve"> PAGEREF _Toc186141532 \h </w:instrText>
+              <w:instrText xml:space="preserve"> PAGEREF _Toc186179159 \h </w:instrText>
             </w:r>
             <w:r>
               <w:rPr>
@@ -1226,7 +1052,7 @@
                 <w:noProof/>
                 <w:webHidden/>
               </w:rPr>
-              <w:t>12</w:t>
+              <w:t>19</w:t>
             </w:r>
             <w:r>
               <w:rPr>
@@ -1258,7 +1084,7 @@
         </w:rPr>
         <w:br w:type="page"/>
       </w:r>
-      <w:bookmarkStart w:id="0" w:name="_Toc186141523"/>
+      <w:bookmarkStart w:id="0" w:name="_Toc186179152"/>
       <w:r>
         <w:lastRenderedPageBreak/>
         <w:t>Введение</w:t>
@@ -1277,7 +1103,7 @@
           <w:lang w:val="en-US"/>
         </w:rPr>
       </w:pPr>
-      <w:bookmarkStart w:id="1" w:name="_Toc186141524"/>
+      <w:bookmarkStart w:id="1" w:name="_Toc186179153"/>
       <w:r>
         <w:t>Цель</w:t>
       </w:r>
@@ -1308,7 +1134,7 @@
         </w:numPr>
         <w:jc w:val="both"/>
       </w:pPr>
-      <w:bookmarkStart w:id="2" w:name="_Toc186141525"/>
+      <w:bookmarkStart w:id="2" w:name="_Toc186179154"/>
       <w:r>
         <w:t>Задачи</w:t>
       </w:r>
@@ -1422,7 +1248,7 @@
         </w:rPr>
         <w:br w:type="page"/>
       </w:r>
-      <w:bookmarkStart w:id="3" w:name="_Toc186141526"/>
+      <w:bookmarkStart w:id="3" w:name="_Toc186179155"/>
       <w:r>
         <w:rPr>
           <w:rStyle w:val="13"/>
@@ -2154,7 +1980,7 @@
       <w:pPr>
         <w:pStyle w:val="12"/>
       </w:pPr>
-      <w:bookmarkStart w:id="4" w:name="_Toc186141527"/>
+      <w:bookmarkStart w:id="4" w:name="_Toc186179156"/>
       <w:r>
         <w:rPr>
           <w:rStyle w:val="13"/>
@@ -3493,7 +3319,7 @@
       <w:pPr>
         <w:pStyle w:val="12"/>
       </w:pPr>
-      <w:bookmarkStart w:id="5" w:name="_Toc186141528"/>
+      <w:bookmarkStart w:id="5" w:name="_Toc186179157"/>
       <w:r>
         <w:lastRenderedPageBreak/>
         <w:t>Экспериментальная</w:t>
@@ -4379,7 +4205,7 @@
       <w:pPr>
         <w:pStyle w:val="12"/>
       </w:pPr>
-      <w:bookmarkStart w:id="6" w:name="_Toc186141531"/>
+      <w:bookmarkStart w:id="6" w:name="_Toc186179158"/>
       <w:r>
         <w:lastRenderedPageBreak/>
         <w:t>Заключение</w:t>
@@ -4521,21 +4347,21 @@
           <w:lang w:val="en-US"/>
         </w:rPr>
       </w:pPr>
-      <w:bookmarkStart w:id="7" w:name="_Toc186141532"/>
+      <w:bookmarkStart w:id="7" w:name="_Toc186179159"/>
       <w:r>
         <w:lastRenderedPageBreak/>
         <w:t>Приложени</w:t>
       </w:r>
+      <w:r>
+        <w:t>е</w:t>
+      </w:r>
+      <w:r>
+        <w:rPr>
+          <w:lang w:val="en-US"/>
+        </w:rPr>
+        <w:t xml:space="preserve"> A</w:t>
+      </w:r>
       <w:bookmarkEnd w:id="7"/>
-      <w:r>
-        <w:t>е</w:t>
-      </w:r>
-      <w:r>
-        <w:rPr>
-          <w:lang w:val="en-US"/>
-        </w:rPr>
-        <w:t xml:space="preserve"> A</w:t>
-      </w:r>
     </w:p>
     <w:p>
       <w:pPr>
